--- a/documentation/en/1_Technical_Documentation.docx
+++ b/documentation/en/1_Technical_Documentation.docx
@@ -35,9 +35,9 @@
       <w:r>
         <w:t>Architecture, components, and deployment</w:t>
         <w:br/>
-        <w:t>Technical source: oli_v6_deploy.py</w:t>
+        <w:t>Technical source: oli_v6_deploy.py + gpt_action_api.py</w:t>
         <w:br/>
-        <w:t>Updated: May 11, 2026</w:t>
+        <w:t>Updated: July 15, 2026</w:t>
       </w:r>
     </w:p>
     <w:p/>
@@ -57,6 +57,11 @@
     <w:p>
       <w:r>
         <w:t>The main app is a monolithic Streamlit file that includes document extraction, LLM evaluation, recommendation classification, visualization, caching, and export logic.</w:t>
+      </w:r>
+    </w:p>
+    <w:p>
+      <w:r>
+        <w:t>Since June 2026 the system has a second delivery surface: three custom GPTs published in ChatGPT, served by a separate FastAPI backend (gpt_action_api.py) deployed on Render. That layer is documented in section 9 and shares neither process nor state with the Streamlit app.</w:t>
       </w:r>
     </w:p>
     <w:p>
@@ -1777,6 +1782,1429 @@
         <w:t>Local pickle caches are not encrypted and are not integrity-checked.</w:t>
       </w:r>
     </w:p>
+    <w:p>
+      <w:pPr>
+        <w:pStyle w:val="Heading1"/>
+      </w:pPr>
+      <w:r>
+        <w:t>9. ChatGPT assistant layer</w:t>
+      </w:r>
+    </w:p>
+    <w:p>
+      <w:r>
+        <w:t>Three custom GPTs published in ChatGPT expose the evaluation engines without requiring the user to open Streamlit. All three consume a single FastAPI backend deployed on Render: the user uploads a DOCX inside the chat and receives a downloadable XLSX.</w:t>
+      </w:r>
+    </w:p>
+    <w:tbl>
+      <w:tblPr>
+        <w:tblStyle w:val="TableGrid"/>
+        <w:tblW w:type="auto" w:w="0"/>
+        <w:jc w:val="center"/>
+        <w:tblLook w:firstColumn="1" w:firstRow="1" w:lastColumn="0" w:lastRow="0" w:noHBand="0" w:noVBand="1" w:val="04A0"/>
+      </w:tblPr>
+      <w:tblGrid>
+        <w:gridCol w:w="2520"/>
+        <w:gridCol w:w="2520"/>
+        <w:gridCol w:w="2520"/>
+        <w:gridCol w:w="2520"/>
+      </w:tblGrid>
+      <w:tr>
+        <w:trPr>
+          <w:cantSplit/>
+          <w:tblHeader w:val="true"/>
+        </w:trPr>
+        <w:tc>
+          <w:tcPr>
+            <w:tcW w:type="dxa" w:w="2448"/>
+            <w:vAlign w:val="top"/>
+            <w:shd w:fill="002F6C"/>
+          </w:tcPr>
+          <w:p>
+            <w:pPr>
+              <w:spacing w:after="60"/>
+            </w:pPr>
+            <w:r/>
+            <w:r>
+              <w:rPr>
+                <w:b/>
+                <w:color w:val="FFFFFF"/>
+              </w:rPr>
+              <w:t>Assistant</w:t>
+            </w:r>
+          </w:p>
+        </w:tc>
+        <w:tc>
+          <w:tcPr>
+            <w:tcW w:type="dxa" w:w="2880"/>
+            <w:vAlign w:val="top"/>
+            <w:shd w:fill="002F6C"/>
+          </w:tcPr>
+          <w:p>
+            <w:pPr>
+              <w:spacing w:after="60"/>
+            </w:pPr>
+            <w:r/>
+            <w:r>
+              <w:rPr>
+                <w:b/>
+                <w:color w:val="FFFFFF"/>
+              </w:rPr>
+              <w:t>Engine and rubric</w:t>
+            </w:r>
+          </w:p>
+        </w:tc>
+        <w:tc>
+          <w:tcPr>
+            <w:tcW w:type="dxa" w:w="2304"/>
+            <w:vAlign w:val="top"/>
+            <w:shd w:fill="002F6C"/>
+          </w:tcPr>
+          <w:p>
+            <w:pPr>
+              <w:spacing w:after="60"/>
+            </w:pPr>
+            <w:r/>
+            <w:r>
+              <w:rPr>
+                <w:b/>
+                <w:color w:val="FFFFFF"/>
+              </w:rPr>
+              <w:t>Scale</w:t>
+            </w:r>
+          </w:p>
+        </w:tc>
+        <w:tc>
+          <w:tcPr>
+            <w:tcW w:type="dxa" w:w="2160"/>
+            <w:vAlign w:val="top"/>
+            <w:shd w:fill="002F6C"/>
+          </w:tcPr>
+          <w:p>
+            <w:pPr>
+              <w:spacing w:after="60"/>
+            </w:pPr>
+            <w:r/>
+            <w:r>
+              <w:rPr>
+                <w:b/>
+                <w:color w:val="FFFFFF"/>
+              </w:rPr>
+              <w:t>Endpoints</w:t>
+            </w:r>
+          </w:p>
+        </w:tc>
+      </w:tr>
+      <w:tr>
+        <w:trPr>
+          <w:cantSplit/>
+        </w:trPr>
+        <w:tc>
+          <w:tcPr>
+            <w:tcW w:type="dxa" w:w="2448"/>
+            <w:vAlign w:val="top"/>
+          </w:tcPr>
+          <w:p>
+            <w:pPr>
+              <w:spacing w:after="60"/>
+            </w:pPr>
+            <w:r/>
+            <w:r>
+              <w:rPr>
+                <w:b w:val="0"/>
+              </w:rPr>
+              <w:t>ILO PRODOC Quality Appraisal (Tab 1 v3)</w:t>
+            </w:r>
+          </w:p>
+        </w:tc>
+        <w:tc>
+          <w:tcPr>
+            <w:tcW w:type="dxa" w:w="2880"/>
+            <w:vAlign w:val="top"/>
+          </w:tcPr>
+          <w:p>
+            <w:pPr>
+              <w:spacing w:after="60"/>
+            </w:pPr>
+            <w:r/>
+            <w:r>
+              <w:rPr>
+                <w:b w:val="0"/>
+              </w:rPr>
+              <w:t>tab1_v3_core.py + Rubrica_Tab1_Detallada_Full_v3.xlsx</w:t>
+            </w:r>
+          </w:p>
+        </w:tc>
+        <w:tc>
+          <w:tcPr>
+            <w:tcW w:type="dxa" w:w="2304"/>
+            <w:vAlign w:val="top"/>
+          </w:tcPr>
+          <w:p>
+            <w:pPr>
+              <w:spacing w:after="60"/>
+            </w:pPr>
+            <w:r/>
+            <w:r>
+              <w:rPr>
+                <w:b w:val="0"/>
+              </w:rPr>
+              <w:t>Yes / Partial / No / Not Found / N/A across 76 criteria in 5 sections</w:t>
+            </w:r>
+          </w:p>
+        </w:tc>
+        <w:tc>
+          <w:tcPr>
+            <w:tcW w:type="dxa" w:w="2160"/>
+            <w:vAlign w:val="top"/>
+          </w:tcPr>
+          <w:p>
+            <w:pPr>
+              <w:spacing w:after="60"/>
+            </w:pPr>
+            <w:r/>
+            <w:r>
+              <w:rPr>
+                <w:b w:val="0"/>
+              </w:rPr>
+              <w:t>POST /v3/jobs, GET /v3/jobs/{id}, GET /v3/jobs/{id}/result</w:t>
+            </w:r>
+          </w:p>
+        </w:tc>
+      </w:tr>
+      <w:tr>
+        <w:trPr>
+          <w:cantSplit/>
+        </w:trPr>
+        <w:tc>
+          <w:tcPr>
+            <w:tcW w:type="dxa" w:w="2448"/>
+            <w:vAlign w:val="top"/>
+          </w:tcPr>
+          <w:p>
+            <w:pPr>
+              <w:spacing w:after="60"/>
+            </w:pPr>
+            <w:r/>
+            <w:r>
+              <w:rPr>
+                <w:b w:val="0"/>
+              </w:rPr>
+              <w:t>OIT - Diagnóstico de Atributos Específicos (Tab 2)</w:t>
+            </w:r>
+          </w:p>
+        </w:tc>
+        <w:tc>
+          <w:tcPr>
+            <w:tcW w:type="dxa" w:w="2880"/>
+            <w:vAlign w:val="top"/>
+          </w:tcPr>
+          <w:p>
+            <w:pPr>
+              <w:spacing w:after="60"/>
+            </w:pPr>
+            <w:r/>
+            <w:r>
+              <w:rPr>
+                <w:b w:val="0"/>
+              </w:rPr>
+              <w:t>tab2_core.py + Rubricas_6ago2025.xlsx</w:t>
+            </w:r>
+          </w:p>
+        </w:tc>
+        <w:tc>
+          <w:tcPr>
+            <w:tcW w:type="dxa" w:w="2304"/>
+            <w:vAlign w:val="top"/>
+          </w:tcPr>
+          <w:p>
+            <w:pPr>
+              <w:spacing w:after="60"/>
+            </w:pPr>
+            <w:r/>
+            <w:r>
+              <w:rPr>
+                <w:b w:val="0"/>
+              </w:rPr>
+              <w:t>1 to 5 per criterion</w:t>
+            </w:r>
+          </w:p>
+        </w:tc>
+        <w:tc>
+          <w:tcPr>
+            <w:tcW w:type="dxa" w:w="2160"/>
+            <w:vAlign w:val="top"/>
+          </w:tcPr>
+          <w:p>
+            <w:pPr>
+              <w:spacing w:after="60"/>
+            </w:pPr>
+            <w:r/>
+            <w:r>
+              <w:rPr>
+                <w:b w:val="0"/>
+              </w:rPr>
+              <w:t>POST /attributes/jobs, GET /attributes/jobs/{id}, GET /attributes/jobs/{id}/result</w:t>
+            </w:r>
+          </w:p>
+        </w:tc>
+      </w:tr>
+      <w:tr>
+        <w:trPr>
+          <w:cantSplit/>
+        </w:trPr>
+        <w:tc>
+          <w:tcPr>
+            <w:tcW w:type="dxa" w:w="2448"/>
+            <w:vAlign w:val="top"/>
+          </w:tcPr>
+          <w:p>
+            <w:pPr>
+              <w:spacing w:after="60"/>
+            </w:pPr>
+            <w:r/>
+            <w:r>
+              <w:rPr>
+                <w:b w:val="0"/>
+              </w:rPr>
+              <w:t>OIT - Diagnóstico de Sostenibilidad del Proyecto (Tab 3)</w:t>
+            </w:r>
+          </w:p>
+        </w:tc>
+        <w:tc>
+          <w:tcPr>
+            <w:tcW w:type="dxa" w:w="2880"/>
+            <w:vAlign w:val="top"/>
+          </w:tcPr>
+          <w:p>
+            <w:pPr>
+              <w:spacing w:after="60"/>
+            </w:pPr>
+            <w:r/>
+            <w:r>
+              <w:rPr>
+                <w:b w:val="0"/>
+              </w:rPr>
+              <w:t>sustainability_core.py + Evaluación de sostenibilidad del proyecto_rubric_9feb26.xlsx</w:t>
+            </w:r>
+          </w:p>
+        </w:tc>
+        <w:tc>
+          <w:tcPr>
+            <w:tcW w:type="dxa" w:w="2304"/>
+            <w:vAlign w:val="top"/>
+          </w:tcPr>
+          <w:p>
+            <w:pPr>
+              <w:spacing w:after="60"/>
+            </w:pPr>
+            <w:r/>
+            <w:r>
+              <w:rPr>
+                <w:b w:val="0"/>
+              </w:rPr>
+              <w:t>0 to 3 per indicator, 28 indicators across 3 dimensions</w:t>
+            </w:r>
+          </w:p>
+        </w:tc>
+        <w:tc>
+          <w:tcPr>
+            <w:tcW w:type="dxa" w:w="2160"/>
+            <w:vAlign w:val="top"/>
+          </w:tcPr>
+          <w:p>
+            <w:pPr>
+              <w:spacing w:after="60"/>
+            </w:pPr>
+            <w:r/>
+            <w:r>
+              <w:rPr>
+                <w:b w:val="0"/>
+              </w:rPr>
+              <w:t>POST /sustainability/jobs, GET /sustainability/jobs/{id}, GET /sustainability/jobs/{id}/result</w:t>
+            </w:r>
+          </w:p>
+        </w:tc>
+      </w:tr>
+    </w:tbl>
+    <w:p/>
+    <w:p>
+      <w:pPr>
+        <w:pStyle w:val="Heading2"/>
+      </w:pPr>
+      <w:r>
+        <w:t>9.1 Published access links</w:t>
+      </w:r>
+    </w:p>
+    <w:tbl>
+      <w:tblPr>
+        <w:tblStyle w:val="TableGrid"/>
+        <w:tblW w:type="auto" w:w="0"/>
+        <w:jc w:val="center"/>
+        <w:tblLook w:firstColumn="1" w:firstRow="1" w:lastColumn="0" w:lastRow="0" w:noHBand="0" w:noVBand="1" w:val="04A0"/>
+      </w:tblPr>
+      <w:tblGrid>
+        <w:gridCol w:w="5040"/>
+        <w:gridCol w:w="5040"/>
+      </w:tblGrid>
+      <w:tr>
+        <w:trPr>
+          <w:cantSplit/>
+          <w:tblHeader w:val="true"/>
+        </w:trPr>
+        <w:tc>
+          <w:tcPr>
+            <w:tcW w:type="dxa" w:w="3456"/>
+            <w:vAlign w:val="top"/>
+            <w:shd w:fill="002F6C"/>
+          </w:tcPr>
+          <w:p>
+            <w:pPr>
+              <w:spacing w:after="60"/>
+            </w:pPr>
+            <w:r/>
+            <w:r>
+              <w:rPr>
+                <w:b/>
+                <w:color w:val="FFFFFF"/>
+              </w:rPr>
+              <w:t>Assistant</w:t>
+            </w:r>
+          </w:p>
+        </w:tc>
+        <w:tc>
+          <w:tcPr>
+            <w:tcW w:type="dxa" w:w="6336"/>
+            <w:vAlign w:val="top"/>
+            <w:shd w:fill="002F6C"/>
+          </w:tcPr>
+          <w:p>
+            <w:pPr>
+              <w:spacing w:after="60"/>
+            </w:pPr>
+            <w:r/>
+            <w:r>
+              <w:rPr>
+                <w:b/>
+                <w:color w:val="FFFFFF"/>
+              </w:rPr>
+              <w:t>Link</w:t>
+            </w:r>
+          </w:p>
+        </w:tc>
+      </w:tr>
+      <w:tr>
+        <w:trPr>
+          <w:cantSplit/>
+        </w:trPr>
+        <w:tc>
+          <w:tcPr>
+            <w:tcW w:type="dxa" w:w="3456"/>
+            <w:vAlign w:val="top"/>
+          </w:tcPr>
+          <w:p>
+            <w:pPr>
+              <w:spacing w:after="60"/>
+            </w:pPr>
+            <w:r/>
+            <w:r>
+              <w:rPr>
+                <w:b w:val="0"/>
+              </w:rPr>
+              <w:t>Preliminary Quality Appraisal (Tab 1 v3)</w:t>
+            </w:r>
+          </w:p>
+        </w:tc>
+        <w:tc>
+          <w:tcPr>
+            <w:tcW w:type="dxa" w:w="6336"/>
+            <w:vAlign w:val="top"/>
+          </w:tcPr>
+          <w:p>
+            <w:pPr>
+              <w:spacing w:after="60"/>
+            </w:pPr>
+            <w:r/>
+            <w:r>
+              <w:rPr>
+                <w:b w:val="0"/>
+              </w:rPr>
+              <w:t>https://chatgpt.com/g/g-6a2643b11e708191adc1c03e64260a25-ilo-prodoc-quality-appraisal</w:t>
+            </w:r>
+          </w:p>
+        </w:tc>
+      </w:tr>
+      <w:tr>
+        <w:trPr>
+          <w:cantSplit/>
+        </w:trPr>
+        <w:tc>
+          <w:tcPr>
+            <w:tcW w:type="dxa" w:w="3456"/>
+            <w:vAlign w:val="top"/>
+          </w:tcPr>
+          <w:p>
+            <w:pPr>
+              <w:spacing w:after="60"/>
+            </w:pPr>
+            <w:r/>
+            <w:r>
+              <w:rPr>
+                <w:b w:val="0"/>
+              </w:rPr>
+              <w:t>Specific Attributes Diagnosis (Tab 2)</w:t>
+            </w:r>
+          </w:p>
+        </w:tc>
+        <w:tc>
+          <w:tcPr>
+            <w:tcW w:type="dxa" w:w="6336"/>
+            <w:vAlign w:val="top"/>
+          </w:tcPr>
+          <w:p>
+            <w:pPr>
+              <w:spacing w:after="60"/>
+            </w:pPr>
+            <w:r/>
+            <w:r>
+              <w:rPr>
+                <w:b w:val="0"/>
+              </w:rPr>
+              <w:t>https://chatgpt.com/g/g-6a43cc82d4d08191bf6e60357453e336-oit-diagnostico-de-atributos-especificos</w:t>
+            </w:r>
+          </w:p>
+        </w:tc>
+      </w:tr>
+      <w:tr>
+        <w:trPr>
+          <w:cantSplit/>
+        </w:trPr>
+        <w:tc>
+          <w:tcPr>
+            <w:tcW w:type="dxa" w:w="3456"/>
+            <w:vAlign w:val="top"/>
+          </w:tcPr>
+          <w:p>
+            <w:pPr>
+              <w:spacing w:after="60"/>
+            </w:pPr>
+            <w:r/>
+            <w:r>
+              <w:rPr>
+                <w:b w:val="0"/>
+              </w:rPr>
+              <w:t>Sustainability Diagnosis (Tab 3)</w:t>
+            </w:r>
+          </w:p>
+        </w:tc>
+        <w:tc>
+          <w:tcPr>
+            <w:tcW w:type="dxa" w:w="6336"/>
+            <w:vAlign w:val="top"/>
+          </w:tcPr>
+          <w:p>
+            <w:pPr>
+              <w:spacing w:after="60"/>
+            </w:pPr>
+            <w:r/>
+            <w:r>
+              <w:rPr>
+                <w:b w:val="0"/>
+              </w:rPr>
+              <w:t>https://chatgpt.com/g/g-6a43d24307b88191bb362632f133c0f3-oit-diagnostico-de-sostenibilidad-del-proyecto</w:t>
+            </w:r>
+          </w:p>
+        </w:tc>
+      </w:tr>
+      <w:tr>
+        <w:trPr>
+          <w:cantSplit/>
+        </w:trPr>
+        <w:tc>
+          <w:tcPr>
+            <w:tcW w:type="dxa" w:w="3456"/>
+            <w:vAlign w:val="top"/>
+          </w:tcPr>
+          <w:p>
+            <w:pPr>
+              <w:spacing w:after="60"/>
+            </w:pPr>
+            <w:r/>
+            <w:r>
+              <w:rPr>
+                <w:b w:val="0"/>
+              </w:rPr>
+              <w:t>Shared backend (FastAPI on Render)</w:t>
+            </w:r>
+          </w:p>
+        </w:tc>
+        <w:tc>
+          <w:tcPr>
+            <w:tcW w:type="dxa" w:w="6336"/>
+            <w:vAlign w:val="top"/>
+          </w:tcPr>
+          <w:p>
+            <w:pPr>
+              <w:spacing w:after="60"/>
+            </w:pPr>
+            <w:r/>
+            <w:r>
+              <w:rPr>
+                <w:b w:val="0"/>
+              </w:rPr>
+              <w:t>https://ilo-prodoc-appraisal-v3.onrender.com</w:t>
+            </w:r>
+          </w:p>
+        </w:tc>
+      </w:tr>
+    </w:tbl>
+    <w:p/>
+    <w:p>
+      <w:r>
+        <w:t>All three GPTs are configured as "Anyone with a link": they are not listed in the public GPT directory, but anyone who receives the link and holds a ChatGPT account can open them and run evaluations. The link acts as a bearer credential — forwarding it transfers access.</w:t>
+      </w:r>
+    </w:p>
+    <w:p>
+      <w:pPr>
+        <w:pStyle w:val="ListBullet"/>
+      </w:pPr>
+      <w:r>
+        <w:t>There is no authorised-user list and no identity check: the backend does not record who launched an evaluation.</w:t>
+      </w:r>
+    </w:p>
+    <w:p>
+      <w:pPr>
+        <w:pStyle w:val="ListBullet"/>
+      </w:pPr>
+      <w:r>
+        <w:t>API usage bills against a single OPENAI_API_KEY shared by all three assistants, so a link circulated beyond the intended group becomes unattributable spend.</w:t>
+      </w:r>
+    </w:p>
+    <w:p>
+      <w:pPr>
+        <w:pStyle w:val="ListBullet"/>
+      </w:pPr>
+      <w:r>
+        <w:t>The only way to revoke access is to change the GPT sharing setting or republish it to mint a new link, then redistribute it.</w:t>
+      </w:r>
+    </w:p>
+    <w:p>
+      <w:pPr>
+        <w:pStyle w:val="ListBullet"/>
+      </w:pPr>
+      <w:r>
+        <w:t>Link distribution is in practice the only access control and should be managed with the same care as a credential.</w:t>
+      </w:r>
+    </w:p>
+    <w:p>
+      <w:pPr>
+        <w:pStyle w:val="Heading2"/>
+      </w:pPr>
+      <w:r>
+        <w:t>9.2 Evaluation job lifecycle</w:t>
+      </w:r>
+    </w:p>
+    <w:p>
+      <w:pPr>
+        <w:ind w:left="360" w:hanging="360"/>
+      </w:pPr>
+      <w:r>
+        <w:t>1. The user uploads a DOCX in the ChatGPT conversation and describes the desired scope.</w:t>
+      </w:r>
+    </w:p>
+    <w:p>
+      <w:pPr>
+        <w:ind w:left="360" w:hanging="360"/>
+      </w:pPr>
+      <w:r>
+        <w:t>2. The GPT calls the matching POST endpoint, passing the reference to the file hosted on OpenAI servers plus any requested filters.</w:t>
+      </w:r>
+    </w:p>
+    <w:p>
+      <w:pPr>
+        <w:ind w:left="360" w:hanging="360"/>
+      </w:pPr>
+      <w:r>
+        <w:t>3. The backend downloads the file, extracts its text, loads the rubric from disk, and dispatches model calls in parallel.</w:t>
+      </w:r>
+    </w:p>
+    <w:p>
+      <w:pPr>
+        <w:ind w:left="360" w:hanging="360"/>
+      </w:pPr>
+      <w:r>
+        <w:t>4. The GPT polls GET /{family}/jobs/{id} until the status becomes succeeded or failed.</w:t>
+      </w:r>
+    </w:p>
+    <w:p>
+      <w:pPr>
+        <w:ind w:left="360" w:hanging="360"/>
+      </w:pPr>
+      <w:r>
+        <w:t>5. Once finished, the GPT calls GET /{family}/jobs/{id}/result and delivers a narrative summary plus the base64-encoded XLSX.</w:t>
+      </w:r>
+    </w:p>
+    <w:p>
+      <w:r>
+        <w:t>Job state lives in the JOBS dictionary in gpt_action_api.py, guarded by a threading.Lock. This is in-process memory: a restart or redeploy loses any job in flight. Sustained institutional use should migrate this to Redis or an equivalent store.</w:t>
+      </w:r>
+    </w:p>
+    <w:p>
+      <w:pPr>
+        <w:pStyle w:val="Heading2"/>
+      </w:pPr>
+      <w:r>
+        <w:t>9.3 Parallelism and the stability scheme</w:t>
+      </w:r>
+    </w:p>
+    <w:tbl>
+      <w:tblPr>
+        <w:tblStyle w:val="TableGrid"/>
+        <w:tblW w:type="auto" w:w="0"/>
+        <w:jc w:val="center"/>
+        <w:tblLook w:firstColumn="1" w:firstRow="1" w:lastColumn="0" w:lastRow="0" w:noHBand="0" w:noVBand="1" w:val="04A0"/>
+      </w:tblPr>
+      <w:tblGrid>
+        <w:gridCol w:w="2520"/>
+        <w:gridCol w:w="2520"/>
+        <w:gridCol w:w="2520"/>
+        <w:gridCol w:w="2520"/>
+      </w:tblGrid>
+      <w:tr>
+        <w:trPr>
+          <w:cantSplit/>
+          <w:tblHeader w:val="true"/>
+        </w:trPr>
+        <w:tc>
+          <w:tcPr>
+            <w:tcW w:type="dxa" w:w="2304"/>
+            <w:vAlign w:val="top"/>
+            <w:shd w:fill="002F6C"/>
+          </w:tcPr>
+          <w:p>
+            <w:pPr>
+              <w:spacing w:after="60"/>
+            </w:pPr>
+            <w:r/>
+            <w:r>
+              <w:rPr>
+                <w:b/>
+                <w:color w:val="FFFFFF"/>
+              </w:rPr>
+              <w:t>Engine</w:t>
+            </w:r>
+          </w:p>
+        </w:tc>
+        <w:tc>
+          <w:tcPr>
+            <w:tcW w:type="dxa" w:w="3744"/>
+            <w:vAlign w:val="top"/>
+            <w:shd w:fill="002F6C"/>
+          </w:tcPr>
+          <w:p>
+            <w:pPr>
+              <w:spacing w:after="60"/>
+            </w:pPr>
+            <w:r/>
+            <w:r>
+              <w:rPr>
+                <w:b/>
+                <w:color w:val="FFFFFF"/>
+              </w:rPr>
+              <w:t>Model</w:t>
+            </w:r>
+          </w:p>
+        </w:tc>
+        <w:tc>
+          <w:tcPr>
+            <w:tcW w:type="dxa" w:w="1584"/>
+            <w:vAlign w:val="top"/>
+            <w:shd w:fill="002F6C"/>
+          </w:tcPr>
+          <w:p>
+            <w:pPr>
+              <w:spacing w:after="60"/>
+            </w:pPr>
+            <w:r/>
+            <w:r>
+              <w:rPr>
+                <w:b/>
+                <w:color w:val="FFFFFF"/>
+              </w:rPr>
+              <w:t>MAX_WORKERS</w:t>
+            </w:r>
+          </w:p>
+        </w:tc>
+        <w:tc>
+          <w:tcPr>
+            <w:tcW w:type="dxa" w:w="2160"/>
+            <w:vAlign w:val="top"/>
+            <w:shd w:fill="002F6C"/>
+          </w:tcPr>
+          <w:p>
+            <w:pPr>
+              <w:spacing w:after="60"/>
+            </w:pPr>
+            <w:r/>
+            <w:r>
+              <w:rPr>
+                <w:b/>
+                <w:color w:val="FFFFFF"/>
+              </w:rPr>
+              <w:t>Runs per criterion</w:t>
+            </w:r>
+          </w:p>
+        </w:tc>
+      </w:tr>
+      <w:tr>
+        <w:trPr>
+          <w:cantSplit/>
+        </w:trPr>
+        <w:tc>
+          <w:tcPr>
+            <w:tcW w:type="dxa" w:w="2304"/>
+            <w:vAlign w:val="top"/>
+          </w:tcPr>
+          <w:p>
+            <w:pPr>
+              <w:spacing w:after="60"/>
+            </w:pPr>
+            <w:r/>
+            <w:r>
+              <w:rPr>
+                <w:b w:val="0"/>
+              </w:rPr>
+              <w:t>tab1_v3_core.py</w:t>
+            </w:r>
+          </w:p>
+        </w:tc>
+        <w:tc>
+          <w:tcPr>
+            <w:tcW w:type="dxa" w:w="3744"/>
+            <w:vAlign w:val="top"/>
+          </w:tcPr>
+          <w:p>
+            <w:pPr>
+              <w:spacing w:after="60"/>
+            </w:pPr>
+            <w:r/>
+            <w:r>
+              <w:rPr>
+                <w:b w:val="0"/>
+              </w:rPr>
+              <w:t>gpt-5-mini with adaptive reasoning effort (medium/minimal depending on criterion subjectivity)</w:t>
+            </w:r>
+          </w:p>
+        </w:tc>
+        <w:tc>
+          <w:tcPr>
+            <w:tcW w:type="dxa" w:w="1584"/>
+            <w:vAlign w:val="top"/>
+          </w:tcPr>
+          <w:p>
+            <w:pPr>
+              <w:spacing w:after="60"/>
+            </w:pPr>
+            <w:r/>
+            <w:r>
+              <w:rPr>
+                <w:b w:val="0"/>
+              </w:rPr>
+              <w:t>48</w:t>
+            </w:r>
+          </w:p>
+        </w:tc>
+        <w:tc>
+          <w:tcPr>
+            <w:tcW w:type="dxa" w:w="2160"/>
+            <w:vAlign w:val="top"/>
+          </w:tcPr>
+          <w:p>
+            <w:pPr>
+              <w:spacing w:after="60"/>
+            </w:pPr>
+            <w:r/>
+            <w:r>
+              <w:rPr>
+                <w:b w:val="0"/>
+              </w:rPr>
+              <w:t>10 (STABILITY_REPEATS), with an 80% stability threshold</w:t>
+            </w:r>
+          </w:p>
+        </w:tc>
+      </w:tr>
+      <w:tr>
+        <w:trPr>
+          <w:cantSplit/>
+        </w:trPr>
+        <w:tc>
+          <w:tcPr>
+            <w:tcW w:type="dxa" w:w="2304"/>
+            <w:vAlign w:val="top"/>
+          </w:tcPr>
+          <w:p>
+            <w:pPr>
+              <w:spacing w:after="60"/>
+            </w:pPr>
+            <w:r/>
+            <w:r>
+              <w:rPr>
+                <w:b w:val="0"/>
+              </w:rPr>
+              <w:t>tab2_core.py</w:t>
+            </w:r>
+          </w:p>
+        </w:tc>
+        <w:tc>
+          <w:tcPr>
+            <w:tcW w:type="dxa" w:w="3744"/>
+            <w:vAlign w:val="top"/>
+          </w:tcPr>
+          <w:p>
+            <w:pPr>
+              <w:spacing w:after="60"/>
+            </w:pPr>
+            <w:r/>
+            <w:r>
+              <w:rPr>
+                <w:b w:val="0"/>
+              </w:rPr>
+              <w:t>gpt-5-mini</w:t>
+            </w:r>
+          </w:p>
+        </w:tc>
+        <w:tc>
+          <w:tcPr>
+            <w:tcW w:type="dxa" w:w="1584"/>
+            <w:vAlign w:val="top"/>
+          </w:tcPr>
+          <w:p>
+            <w:pPr>
+              <w:spacing w:after="60"/>
+            </w:pPr>
+            <w:r/>
+            <w:r>
+              <w:rPr>
+                <w:b w:val="0"/>
+              </w:rPr>
+              <w:t>8</w:t>
+            </w:r>
+          </w:p>
+        </w:tc>
+        <w:tc>
+          <w:tcPr>
+            <w:tcW w:type="dxa" w:w="2160"/>
+            <w:vAlign w:val="top"/>
+          </w:tcPr>
+          <w:p>
+            <w:pPr>
+              <w:spacing w:after="60"/>
+            </w:pPr>
+            <w:r/>
+            <w:r>
+              <w:rPr>
+                <w:b w:val="0"/>
+              </w:rPr>
+              <w:t>5 (STABILITY_REPEATS), collapsed to the modal value with a stability percentage</w:t>
+            </w:r>
+          </w:p>
+        </w:tc>
+      </w:tr>
+      <w:tr>
+        <w:trPr>
+          <w:cantSplit/>
+        </w:trPr>
+        <w:tc>
+          <w:tcPr>
+            <w:tcW w:type="dxa" w:w="2304"/>
+            <w:vAlign w:val="top"/>
+          </w:tcPr>
+          <w:p>
+            <w:pPr>
+              <w:spacing w:after="60"/>
+            </w:pPr>
+            <w:r/>
+            <w:r>
+              <w:rPr>
+                <w:b w:val="0"/>
+              </w:rPr>
+              <w:t>sustainability_core.py</w:t>
+            </w:r>
+          </w:p>
+        </w:tc>
+        <w:tc>
+          <w:tcPr>
+            <w:tcW w:type="dxa" w:w="3744"/>
+            <w:vAlign w:val="top"/>
+          </w:tcPr>
+          <w:p>
+            <w:pPr>
+              <w:spacing w:after="60"/>
+            </w:pPr>
+            <w:r/>
+            <w:r>
+              <w:rPr>
+                <w:b w:val="0"/>
+              </w:rPr>
+              <w:t>gpt-5-mini</w:t>
+            </w:r>
+          </w:p>
+        </w:tc>
+        <w:tc>
+          <w:tcPr>
+            <w:tcW w:type="dxa" w:w="1584"/>
+            <w:vAlign w:val="top"/>
+          </w:tcPr>
+          <w:p>
+            <w:pPr>
+              <w:spacing w:after="60"/>
+            </w:pPr>
+            <w:r/>
+            <w:r>
+              <w:rPr>
+                <w:b w:val="0"/>
+              </w:rPr>
+              <w:t>8</w:t>
+            </w:r>
+          </w:p>
+        </w:tc>
+        <w:tc>
+          <w:tcPr>
+            <w:tcW w:type="dxa" w:w="2160"/>
+            <w:vAlign w:val="top"/>
+          </w:tcPr>
+          <w:p>
+            <w:pPr>
+              <w:spacing w:after="60"/>
+            </w:pPr>
+            <w:r/>
+            <w:r>
+              <w:rPr>
+                <w:b w:val="0"/>
+              </w:rPr>
+              <w:t>5 (STABILITY_REPEATS), collapsed to the modal value with a stability percentage</w:t>
+            </w:r>
+          </w:p>
+        </w:tc>
+      </w:tr>
+    </w:tbl>
+    <w:p/>
+    <w:p>
+      <w:r>
+        <w:t>All three engines repeat each evaluation and collapse the runs to the modal value, reporting what percentage of runs agreed with that mode. The percentage reaches the XLSX and distinguishes a criterion scored by consensus from an unstable one.</w:t>
+      </w:r>
+    </w:p>
+    <w:p>
+      <w:r>
+        <w:t>The implementation differs: tab2_core.py and sustainability_core.py use the shared stability.py module, while tab1_v3_core.py carries its own aggregator (aggregate_repeated_criterion_results) with 10 repeats and an 80% stability threshold, below which a criterion is flagged unstable. A full 76-criterion appraisal therefore issues on the order of 760 model calls, which dominates its cost and duration.</w:t>
+      </w:r>
+    </w:p>
+    <w:p>
+      <w:pPr>
+        <w:pStyle w:val="Heading2"/>
+      </w:pPr>
+      <w:r>
+        <w:t>9.4 Backend deployment</w:t>
+      </w:r>
+    </w:p>
+    <w:tbl>
+      <w:tblPr>
+        <w:tblStyle w:val="TableGrid"/>
+        <w:tblW w:type="auto" w:w="0"/>
+        <w:jc w:val="center"/>
+        <w:tblLook w:firstColumn="1" w:firstRow="1" w:lastColumn="0" w:lastRow="0" w:noHBand="0" w:noVBand="1" w:val="04A0"/>
+      </w:tblPr>
+      <w:tblGrid>
+        <w:gridCol w:w="5040"/>
+        <w:gridCol w:w="5040"/>
+      </w:tblGrid>
+      <w:tr>
+        <w:trPr>
+          <w:cantSplit/>
+          <w:tblHeader w:val="true"/>
+        </w:trPr>
+        <w:tc>
+          <w:tcPr>
+            <w:tcW w:type="dxa" w:w="2880"/>
+            <w:vAlign w:val="top"/>
+            <w:shd w:fill="002F6C"/>
+          </w:tcPr>
+          <w:p>
+            <w:pPr>
+              <w:spacing w:after="60"/>
+            </w:pPr>
+            <w:r/>
+            <w:r>
+              <w:rPr>
+                <w:b/>
+                <w:color w:val="FFFFFF"/>
+              </w:rPr>
+              <w:t>Item</w:t>
+            </w:r>
+          </w:p>
+        </w:tc>
+        <w:tc>
+          <w:tcPr>
+            <w:tcW w:type="dxa" w:w="6912"/>
+            <w:vAlign w:val="top"/>
+            <w:shd w:fill="002F6C"/>
+          </w:tcPr>
+          <w:p>
+            <w:pPr>
+              <w:spacing w:after="60"/>
+            </w:pPr>
+            <w:r/>
+            <w:r>
+              <w:rPr>
+                <w:b/>
+                <w:color w:val="FFFFFF"/>
+              </w:rPr>
+              <w:t>Value</w:t>
+            </w:r>
+          </w:p>
+        </w:tc>
+      </w:tr>
+      <w:tr>
+        <w:trPr>
+          <w:cantSplit/>
+        </w:trPr>
+        <w:tc>
+          <w:tcPr>
+            <w:tcW w:type="dxa" w:w="2880"/>
+            <w:vAlign w:val="top"/>
+          </w:tcPr>
+          <w:p>
+            <w:pPr>
+              <w:spacing w:after="60"/>
+            </w:pPr>
+            <w:r/>
+            <w:r>
+              <w:rPr>
+                <w:b w:val="0"/>
+              </w:rPr>
+              <w:t>Platform</w:t>
+            </w:r>
+          </w:p>
+        </w:tc>
+        <w:tc>
+          <w:tcPr>
+            <w:tcW w:type="dxa" w:w="6912"/>
+            <w:vAlign w:val="top"/>
+          </w:tcPr>
+          <w:p>
+            <w:pPr>
+              <w:spacing w:after="60"/>
+            </w:pPr>
+            <w:r/>
+            <w:r>
+              <w:rPr>
+                <w:b w:val="0"/>
+              </w:rPr>
+              <w:t>Render.com, free plan</w:t>
+            </w:r>
+          </w:p>
+        </w:tc>
+      </w:tr>
+      <w:tr>
+        <w:trPr>
+          <w:cantSplit/>
+        </w:trPr>
+        <w:tc>
+          <w:tcPr>
+            <w:tcW w:type="dxa" w:w="2880"/>
+            <w:vAlign w:val="top"/>
+          </w:tcPr>
+          <w:p>
+            <w:pPr>
+              <w:spacing w:after="60"/>
+            </w:pPr>
+            <w:r/>
+            <w:r>
+              <w:rPr>
+                <w:b w:val="0"/>
+              </w:rPr>
+              <w:t>Service</w:t>
+            </w:r>
+          </w:p>
+        </w:tc>
+        <w:tc>
+          <w:tcPr>
+            <w:tcW w:type="dxa" w:w="6912"/>
+            <w:vAlign w:val="top"/>
+          </w:tcPr>
+          <w:p>
+            <w:pPr>
+              <w:spacing w:after="60"/>
+            </w:pPr>
+            <w:r/>
+            <w:r>
+              <w:rPr>
+                <w:b w:val="0"/>
+              </w:rPr>
+              <w:t>ilo-prodoc-appraisal-v3, declared in render.yaml as a Blueprint</w:t>
+            </w:r>
+          </w:p>
+        </w:tc>
+      </w:tr>
+      <w:tr>
+        <w:trPr>
+          <w:cantSplit/>
+        </w:trPr>
+        <w:tc>
+          <w:tcPr>
+            <w:tcW w:type="dxa" w:w="2880"/>
+            <w:vAlign w:val="top"/>
+          </w:tcPr>
+          <w:p>
+            <w:pPr>
+              <w:spacing w:after="60"/>
+            </w:pPr>
+            <w:r/>
+            <w:r>
+              <w:rPr>
+                <w:b w:val="0"/>
+              </w:rPr>
+              <w:t>Runtime</w:t>
+            </w:r>
+          </w:p>
+        </w:tc>
+        <w:tc>
+          <w:tcPr>
+            <w:tcW w:type="dxa" w:w="6912"/>
+            <w:vAlign w:val="top"/>
+          </w:tcPr>
+          <w:p>
+            <w:pPr>
+              <w:spacing w:after="60"/>
+            </w:pPr>
+            <w:r/>
+            <w:r>
+              <w:rPr>
+                <w:b w:val="0"/>
+              </w:rPr>
+              <w:t>Docker image built from Dockerfile.gpt-action on Python 3.10-slim</w:t>
+            </w:r>
+          </w:p>
+        </w:tc>
+      </w:tr>
+      <w:tr>
+        <w:trPr>
+          <w:cantSplit/>
+        </w:trPr>
+        <w:tc>
+          <w:tcPr>
+            <w:tcW w:type="dxa" w:w="2880"/>
+            <w:vAlign w:val="top"/>
+          </w:tcPr>
+          <w:p>
+            <w:pPr>
+              <w:spacing w:after="60"/>
+            </w:pPr>
+            <w:r/>
+            <w:r>
+              <w:rPr>
+                <w:b w:val="0"/>
+              </w:rPr>
+              <w:t>Framework</w:t>
+            </w:r>
+          </w:p>
+        </w:tc>
+        <w:tc>
+          <w:tcPr>
+            <w:tcW w:type="dxa" w:w="6912"/>
+            <w:vAlign w:val="top"/>
+          </w:tcPr>
+          <w:p>
+            <w:pPr>
+              <w:spacing w:after="60"/>
+            </w:pPr>
+            <w:r/>
+            <w:r>
+              <w:rPr>
+                <w:b w:val="0"/>
+              </w:rPr>
+              <w:t>FastAPI with uvicorn[standard]; dependencies in requirements.gpt-action.txt</w:t>
+            </w:r>
+          </w:p>
+        </w:tc>
+      </w:tr>
+      <w:tr>
+        <w:trPr>
+          <w:cantSplit/>
+        </w:trPr>
+        <w:tc>
+          <w:tcPr>
+            <w:tcW w:type="dxa" w:w="2880"/>
+            <w:vAlign w:val="top"/>
+          </w:tcPr>
+          <w:p>
+            <w:pPr>
+              <w:spacing w:after="60"/>
+            </w:pPr>
+            <w:r/>
+            <w:r>
+              <w:rPr>
+                <w:b w:val="0"/>
+              </w:rPr>
+              <w:t>Health check</w:t>
+            </w:r>
+          </w:p>
+        </w:tc>
+        <w:tc>
+          <w:tcPr>
+            <w:tcW w:type="dxa" w:w="6912"/>
+            <w:vAlign w:val="top"/>
+          </w:tcPr>
+          <w:p>
+            <w:pPr>
+              <w:spacing w:after="60"/>
+            </w:pPr>
+            <w:r/>
+            <w:r>
+              <w:rPr>
+                <w:b w:val="0"/>
+              </w:rPr>
+              <w:t>GET /health, set as healthCheckPath in render.yaml</w:t>
+            </w:r>
+          </w:p>
+        </w:tc>
+      </w:tr>
+      <w:tr>
+        <w:trPr>
+          <w:cantSplit/>
+        </w:trPr>
+        <w:tc>
+          <w:tcPr>
+            <w:tcW w:type="dxa" w:w="2880"/>
+            <w:vAlign w:val="top"/>
+          </w:tcPr>
+          <w:p>
+            <w:pPr>
+              <w:spacing w:after="60"/>
+            </w:pPr>
+            <w:r/>
+            <w:r>
+              <w:rPr>
+                <w:b w:val="0"/>
+              </w:rPr>
+              <w:t>CI/CD</w:t>
+            </w:r>
+          </w:p>
+        </w:tc>
+        <w:tc>
+          <w:tcPr>
+            <w:tcW w:type="dxa" w:w="6912"/>
+            <w:vAlign w:val="top"/>
+          </w:tcPr>
+          <w:p>
+            <w:pPr>
+              <w:spacing w:after="60"/>
+            </w:pPr>
+            <w:r/>
+            <w:r>
+              <w:rPr>
+                <w:b w:val="0"/>
+              </w:rPr>
+              <w:t>Automatic redeploy on push to the main branch</w:t>
+            </w:r>
+          </w:p>
+        </w:tc>
+      </w:tr>
+      <w:tr>
+        <w:trPr>
+          <w:cantSplit/>
+        </w:trPr>
+        <w:tc>
+          <w:tcPr>
+            <w:tcW w:type="dxa" w:w="2880"/>
+            <w:vAlign w:val="top"/>
+          </w:tcPr>
+          <w:p>
+            <w:pPr>
+              <w:spacing w:after="60"/>
+            </w:pPr>
+            <w:r/>
+            <w:r>
+              <w:rPr>
+                <w:b w:val="0"/>
+              </w:rPr>
+              <w:t>ChatGPT specifications</w:t>
+            </w:r>
+          </w:p>
+        </w:tc>
+        <w:tc>
+          <w:tcPr>
+            <w:tcW w:type="dxa" w:w="6912"/>
+            <w:vAlign w:val="top"/>
+          </w:tcPr>
+          <w:p>
+            <w:pPr>
+              <w:spacing w:after="60"/>
+            </w:pPr>
+            <w:r/>
+            <w:r>
+              <w:rPr>
+                <w:b w:val="0"/>
+              </w:rPr>
+              <w:t>openapi_gpt_action_v3.yaml, openapi_gpt_action_tab2.yaml, and openapi_gpt_action_sustainability.yaml</w:t>
+            </w:r>
+          </w:p>
+        </w:tc>
+      </w:tr>
+    </w:tbl>
+    <w:p/>
+    <w:p>
+      <w:r>
+        <w:t>Render's free plan suspends the service after a period of inactivity; the first request after suspension takes noticeably longer while the container boots. This is expected behaviour, not a fault.</w:t>
+      </w:r>
+    </w:p>
+    <w:p>
+      <w:pPr>
+        <w:pStyle w:val="Heading2"/>
+      </w:pPr>
+      <w:r>
+        <w:t>9.5 Risks specific to this layer</w:t>
+      </w:r>
+    </w:p>
+    <w:p>
+      <w:pPr>
+        <w:pStyle w:val="ListBullet"/>
+      </w:pPr>
+      <w:r>
+        <w:t>Job state is held in memory: a redeploy during an evaluation loses it with no way to recover.</w:t>
+      </w:r>
+    </w:p>
+    <w:p>
+      <w:pPr>
+        <w:pStyle w:val="ListBullet"/>
+      </w:pPr>
+      <w:r>
+        <w:t>Render's free plan imposes cold-start latency and offers no availability guarantee.</w:t>
+      </w:r>
+    </w:p>
+    <w:p>
+      <w:pPr>
+        <w:pStyle w:val="ListBullet"/>
+      </w:pPr>
+      <w:r>
+        <w:t>Documents are uploaded to OpenAI servers first and then downloaded by the backend; both transfers matter for confidentiality analysis.</w:t>
+      </w:r>
+    </w:p>
+    <w:p>
+      <w:pPr>
+        <w:pStyle w:val="ListBullet"/>
+      </w:pPr>
+      <w:r>
+        <w:t>Rubrics live in the Docker image filesystem: updating one requires a rebuild and redeploy, not just replacing a file.</w:t>
+      </w:r>
+    </w:p>
+    <w:p>
+      <w:pPr>
+        <w:pStyle w:val="ListBullet"/>
+      </w:pPr>
+      <w:r>
+        <w:t>All three GPTs share one backend and one API key, so an outage affects all three at once.</w:t>
+      </w:r>
+    </w:p>
     <w:sectPr>
       <w:pgSz w:w="12240" w:h="15840"/>
       <w:pgMar w:top="1008" w:right="1080" w:bottom="1008" w:left="1080" w:header="720" w:footer="720" w:gutter="0"/>
